--- a/BaoCao_SkyInvaders_Nhom4.docx
+++ b/BaoCao_SkyInvaders_Nhom4.docx
@@ -354,20 +354,53 @@
         <w:spacing w:before="200" w:after="200" w:line="360" w:lineRule="auto"/>
         <w:jc w:val="center"/>
         <w:rPr>
-          <w:sz w:val="28"/>
-          <w:szCs w:val="28"/>
-        </w:rPr>
-      </w:pPr>
-      <w:r>
-        <w:rPr>
           <w:b/>
           <w:bCs/>
           <w:sz w:val="28"/>
           <w:szCs w:val="28"/>
+          <w:lang w:val="vi-VN"/>
+        </w:rPr>
+      </w:pPr>
+      <w:r>
+        <w:rPr>
+          <w:b/>
+          <w:bCs/>
+          <w:sz w:val="28"/>
+          <w:szCs w:val="28"/>
         </w:rPr>
         <w:lastRenderedPageBreak/>
         <w:t>BẢNG PHÂN CÔNG NHIỆM VỤ NHÓM 4</w:t>
       </w:r>
+    </w:p>
+    <w:p>
+      <w:pPr>
+        <w:spacing w:before="200" w:after="200" w:line="360" w:lineRule="auto"/>
+        <w:jc w:val="center"/>
+        <w:rPr>
+          <w:sz w:val="28"/>
+          <w:szCs w:val="28"/>
+          <w:lang w:val="vi-VN"/>
+        </w:rPr>
+      </w:pPr>
+      <w:r>
+        <w:rPr>
+          <w:sz w:val="28"/>
+          <w:szCs w:val="28"/>
+          <w:lang w:val="vi-VN"/>
+        </w:rPr>
+        <w:t xml:space="preserve">Link github file: </w:t>
+      </w:r>
+      <w:hyperlink r:id="rId8" w:history="1">
+        <w:r>
+          <w:rPr>
+            <w:rStyle w:val="Hyperlink"/>
+            <w:sz w:val="28"/>
+            <w:szCs w:val="28"/>
+            <w:lang w:val="vi-VN"/>
+          </w:rPr>
+          <w:t>https://github.com/trunghieutkdh2006-dotrunghieu/sky-invaders-game</w:t>
+        </w:r>
+      </w:hyperlink>
     </w:p>
     <w:tbl>
       <w:tblPr>
@@ -956,7 +989,15 @@
                 <w:sz w:val="28"/>
                 <w:szCs w:val="28"/>
               </w:rPr>
-              <w:t>Cài đặt Bullet class, PowerUp system, Explosion effect, xử lý âm thanh (SDL_mixer), thiết kế assets.</w:t>
+              <w:t xml:space="preserve">Cài đặt Bullet class, PowerUp system, Explosion effect, xử lý âm thanh </w:t>
+            </w:r>
+            <w:r>
+              <w:rPr>
+                <w:sz w:val="28"/>
+                <w:szCs w:val="28"/>
+              </w:rPr>
+              <w:lastRenderedPageBreak/>
+              <w:t>(SDL_mixer), thiết kế assets.</w:t>
             </w:r>
           </w:p>
         </w:tc>
@@ -992,6 +1033,7 @@
                 <w:sz w:val="28"/>
                 <w:szCs w:val="28"/>
               </w:rPr>
+              <w:lastRenderedPageBreak/>
               <w:t>25%</w:t>
             </w:r>
           </w:p>
@@ -1029,7 +1071,6 @@
                 <w:sz w:val="28"/>
                 <w:szCs w:val="28"/>
               </w:rPr>
-              <w:lastRenderedPageBreak/>
               <w:t>A51590</w:t>
             </w:r>
           </w:p>
@@ -1162,6 +1203,7 @@
     </w:p>
     <w:p>
       <w:pPr>
+        <w:spacing w:line="360" w:lineRule="auto"/>
         <w:rPr>
           <w:b/>
           <w:bCs/>
@@ -1171,6 +1213,10 @@
         </w:rPr>
       </w:pPr>
       <w:r>
+        <w:rPr>
+          <w:sz w:val="28"/>
+          <w:szCs w:val="28"/>
+        </w:rPr>
         <w:br w:type="page"/>
       </w:r>
     </w:p>
@@ -1602,14 +1648,15 @@
         <w:rPr>
           <w:b w:val="0"/>
           <w:bCs w:val="0"/>
+          <w:noProof/>
           <w:color w:val="auto"/>
           <w:sz w:val="28"/>
           <w:szCs w:val="28"/>
         </w:rPr>
         <w:drawing>
-          <wp:inline distT="0" distB="0" distL="0" distR="0" wp14:anchorId="37CC3315" wp14:editId="54986D10">
-            <wp:extent cx="5422392" cy="4133407"/>
-            <wp:effectExtent l="0" t="0" r="635" b="0"/>
+          <wp:inline distT="0" distB="0" distL="0" distR="0" wp14:anchorId="37CC3315" wp14:editId="19764DB1">
+            <wp:extent cx="5422141" cy="3218815"/>
+            <wp:effectExtent l="0" t="0" r="1270" b="0"/>
             <wp:docPr id="643081656" name="Picture 1"/>
             <wp:cNvGraphicFramePr>
               <a:graphicFrameLocks xmlns:a="http://schemas.openxmlformats.org/drawingml/2006/main" noChangeAspect="1"/>
@@ -1622,8 +1669,8 @@
                     <pic:cNvPicPr/>
                   </pic:nvPicPr>
                   <pic:blipFill rotWithShape="1">
-                    <a:blip r:embed="rId8"/>
-                    <a:srcRect b="32019"/>
+                    <a:blip r:embed="rId9"/>
+                    <a:srcRect t="15040" b="32019"/>
                     <a:stretch>
                       <a:fillRect/>
                     </a:stretch>
@@ -1631,7 +1678,7 @@
                   <pic:spPr bwMode="auto">
                     <a:xfrm>
                       <a:off x="0" y="0"/>
-                      <a:ext cx="5458450" cy="4160893"/>
+                      <a:ext cx="5458450" cy="3240370"/>
                     </a:xfrm>
                     <a:prstGeom prst="rect">
                       <a:avLst/>
@@ -1788,7 +1835,6 @@
           <w:sz w:val="28"/>
           <w:szCs w:val="28"/>
         </w:rPr>
-        <w:lastRenderedPageBreak/>
         <w:t>1.4. Công nghệ sử dụng</w:t>
       </w:r>
     </w:p>
@@ -1852,6 +1898,7 @@
           <w:sz w:val="28"/>
           <w:szCs w:val="28"/>
         </w:rPr>
+        <w:lastRenderedPageBreak/>
         <w:t>Xử lý hình ảnh: SDL_image</w:t>
       </w:r>
     </w:p>
@@ -2230,6 +2277,7 @@
     </w:p>
     <w:p>
       <w:pPr>
+        <w:spacing w:line="360" w:lineRule="auto"/>
         <w:rPr>
           <w:b/>
           <w:bCs/>
@@ -6558,6 +6606,7 @@
     </w:p>
     <w:p>
       <w:pPr>
+        <w:spacing w:line="360" w:lineRule="auto"/>
         <w:rPr>
           <w:b/>
           <w:bCs/>
@@ -6937,7 +6986,521 @@
           <w:sz w:val="28"/>
           <w:szCs w:val="28"/>
         </w:rPr>
-        <w:t>Câu 1: Làm sao để di chuyển hướng máy bay ngược chiều kim đồng hồ?</w:t>
+        <w:t>Câu hỏi 1: Làm sao để di chuyển hướng máy bay ngược chiều kim đồng hồ?</w:t>
+      </w:r>
+    </w:p>
+    <w:p>
+      <w:pPr>
+        <w:pStyle w:val="NormalWeb"/>
+        <w:spacing w:line="360" w:lineRule="auto"/>
+        <w:rPr>
+          <w:sz w:val="28"/>
+          <w:szCs w:val="28"/>
+        </w:rPr>
+      </w:pPr>
+      <w:r>
+        <w:rPr>
+          <w:sz w:val="28"/>
+          <w:szCs w:val="28"/>
+        </w:rPr>
+        <w:t>Trong game Sky Invaders, các enemy di chuyển theo quỹ đạo tròn thông qua hai hàm moveOrbit() và moveCirclePlayer(). Cả hai hàm đều cập nhật góc xoay bằng cách trừ giá trị góc mỗi frame:</w:t>
+      </w:r>
+    </w:p>
+    <w:p>
+      <w:pPr>
+        <w:pStyle w:val="HTMLPreformatted"/>
+        <w:spacing w:line="360" w:lineRule="auto"/>
+        <w:rPr>
+          <w:rStyle w:val="HTMLCode"/>
+          <w:sz w:val="28"/>
+          <w:szCs w:val="28"/>
+        </w:rPr>
+      </w:pPr>
+      <w:r>
+        <w:rPr>
+          <w:rStyle w:val="HTMLCode"/>
+          <w:sz w:val="28"/>
+          <w:szCs w:val="28"/>
+        </w:rPr>
+        <w:t>// Hàm moveOrbit() - enemy xoay quanh tâm cố định</w:t>
+      </w:r>
+    </w:p>
+    <w:p>
+      <w:pPr>
+        <w:pStyle w:val="HTMLPreformatted"/>
+        <w:spacing w:line="360" w:lineRule="auto"/>
+        <w:rPr>
+          <w:rStyle w:val="HTMLCode"/>
+          <w:sz w:val="28"/>
+          <w:szCs w:val="28"/>
+        </w:rPr>
+      </w:pPr>
+      <w:r>
+        <w:rPr>
+          <w:rStyle w:val="HTMLCode"/>
+          <w:sz w:val="28"/>
+          <w:szCs w:val="28"/>
+        </w:rPr>
+        <w:t>void moveOrbit(Enemy &amp;en, int W, int H)</w:t>
+      </w:r>
+    </w:p>
+    <w:p>
+      <w:pPr>
+        <w:pStyle w:val="HTMLPreformatted"/>
+        <w:spacing w:line="360" w:lineRule="auto"/>
+        <w:rPr>
+          <w:rStyle w:val="HTMLCode"/>
+          <w:sz w:val="28"/>
+          <w:szCs w:val="28"/>
+        </w:rPr>
+      </w:pPr>
+      <w:r>
+        <w:rPr>
+          <w:rStyle w:val="HTMLCode"/>
+          <w:sz w:val="28"/>
+          <w:szCs w:val="28"/>
+        </w:rPr>
+        <w:t>{</w:t>
+      </w:r>
+    </w:p>
+    <w:p>
+      <w:pPr>
+        <w:pStyle w:val="HTMLPreformatted"/>
+        <w:spacing w:line="360" w:lineRule="auto"/>
+        <w:rPr>
+          <w:rStyle w:val="HTMLCode"/>
+          <w:sz w:val="28"/>
+          <w:szCs w:val="28"/>
+        </w:rPr>
+      </w:pPr>
+      <w:r>
+        <w:rPr>
+          <w:rStyle w:val="HTMLCode"/>
+          <w:sz w:val="28"/>
+          <w:szCs w:val="28"/>
+        </w:rPr>
+        <w:t xml:space="preserve">    en.angle -= 0.03f;  // Góc giảm dần → chuyển động ngược chiều kim đồng hồ</w:t>
+      </w:r>
+    </w:p>
+    <w:p>
+      <w:pPr>
+        <w:pStyle w:val="HTMLPreformatted"/>
+        <w:spacing w:line="360" w:lineRule="auto"/>
+        <w:rPr>
+          <w:rStyle w:val="HTMLCode"/>
+          <w:sz w:val="28"/>
+          <w:szCs w:val="28"/>
+        </w:rPr>
+      </w:pPr>
+    </w:p>
+    <w:p>
+      <w:pPr>
+        <w:pStyle w:val="HTMLPreformatted"/>
+        <w:spacing w:line="360" w:lineRule="auto"/>
+        <w:rPr>
+          <w:rStyle w:val="HTMLCode"/>
+          <w:sz w:val="28"/>
+          <w:szCs w:val="28"/>
+        </w:rPr>
+      </w:pPr>
+      <w:r>
+        <w:rPr>
+          <w:rStyle w:val="HTMLCode"/>
+          <w:sz w:val="28"/>
+          <w:szCs w:val="28"/>
+        </w:rPr>
+        <w:t xml:space="preserve">    en.centerX = std::clamp(en.centerX, pad, (float)W - pad);</w:t>
+      </w:r>
+    </w:p>
+    <w:p>
+      <w:pPr>
+        <w:pStyle w:val="HTMLPreformatted"/>
+        <w:spacing w:line="360" w:lineRule="auto"/>
+        <w:rPr>
+          <w:rStyle w:val="HTMLCode"/>
+          <w:sz w:val="28"/>
+          <w:szCs w:val="28"/>
+        </w:rPr>
+      </w:pPr>
+      <w:r>
+        <w:rPr>
+          <w:rStyle w:val="HTMLCode"/>
+          <w:sz w:val="28"/>
+          <w:szCs w:val="28"/>
+        </w:rPr>
+        <w:t xml:space="preserve">    en.centerY = std::clamp(en.centerY, pad, (float)H - pad - 50);</w:t>
+      </w:r>
+    </w:p>
+    <w:p>
+      <w:pPr>
+        <w:pStyle w:val="HTMLPreformatted"/>
+        <w:spacing w:line="360" w:lineRule="auto"/>
+        <w:rPr>
+          <w:rStyle w:val="HTMLCode"/>
+          <w:sz w:val="28"/>
+          <w:szCs w:val="28"/>
+        </w:rPr>
+      </w:pPr>
+    </w:p>
+    <w:p>
+      <w:pPr>
+        <w:pStyle w:val="HTMLPreformatted"/>
+        <w:spacing w:line="360" w:lineRule="auto"/>
+        <w:rPr>
+          <w:rStyle w:val="HTMLCode"/>
+          <w:sz w:val="28"/>
+          <w:szCs w:val="28"/>
+        </w:rPr>
+      </w:pPr>
+      <w:r>
+        <w:rPr>
+          <w:rStyle w:val="HTMLCode"/>
+          <w:sz w:val="28"/>
+          <w:szCs w:val="28"/>
+        </w:rPr>
+        <w:t xml:space="preserve">    // Tính vị trí mới theo công thức đường tròn</w:t>
+      </w:r>
+    </w:p>
+    <w:p>
+      <w:pPr>
+        <w:pStyle w:val="HTMLPreformatted"/>
+        <w:spacing w:line="360" w:lineRule="auto"/>
+        <w:rPr>
+          <w:rStyle w:val="HTMLCode"/>
+          <w:sz w:val="28"/>
+          <w:szCs w:val="28"/>
+        </w:rPr>
+      </w:pPr>
+      <w:r>
+        <w:rPr>
+          <w:rStyle w:val="HTMLCode"/>
+          <w:sz w:val="28"/>
+          <w:szCs w:val="28"/>
+        </w:rPr>
+        <w:t xml:space="preserve">    en.x = en.centerX + cos(en.angle) * en.radius;</w:t>
+      </w:r>
+    </w:p>
+    <w:p>
+      <w:pPr>
+        <w:pStyle w:val="HTMLPreformatted"/>
+        <w:spacing w:line="360" w:lineRule="auto"/>
+        <w:rPr>
+          <w:rStyle w:val="HTMLCode"/>
+          <w:sz w:val="28"/>
+          <w:szCs w:val="28"/>
+        </w:rPr>
+      </w:pPr>
+      <w:r>
+        <w:rPr>
+          <w:rStyle w:val="HTMLCode"/>
+          <w:sz w:val="28"/>
+          <w:szCs w:val="28"/>
+        </w:rPr>
+        <w:t xml:space="preserve">    en.y = en.centerY + sin(en.angle) * en.radius;</w:t>
+      </w:r>
+    </w:p>
+    <w:p>
+      <w:pPr>
+        <w:pStyle w:val="HTMLPreformatted"/>
+        <w:spacing w:line="360" w:lineRule="auto"/>
+        <w:rPr>
+          <w:rStyle w:val="HTMLCode"/>
+          <w:sz w:val="28"/>
+          <w:szCs w:val="28"/>
+        </w:rPr>
+      </w:pPr>
+      <w:r>
+        <w:rPr>
+          <w:rStyle w:val="HTMLCode"/>
+          <w:sz w:val="28"/>
+          <w:szCs w:val="28"/>
+        </w:rPr>
+        <w:t>}</w:t>
+      </w:r>
+    </w:p>
+    <w:p>
+      <w:pPr>
+        <w:pStyle w:val="HTMLPreformatted"/>
+        <w:spacing w:line="360" w:lineRule="auto"/>
+        <w:rPr>
+          <w:rStyle w:val="HTMLCode"/>
+          <w:sz w:val="28"/>
+          <w:szCs w:val="28"/>
+        </w:rPr>
+      </w:pPr>
+    </w:p>
+    <w:p>
+      <w:pPr>
+        <w:pStyle w:val="HTMLPreformatted"/>
+        <w:spacing w:line="360" w:lineRule="auto"/>
+        <w:rPr>
+          <w:rStyle w:val="HTMLCode"/>
+          <w:sz w:val="28"/>
+          <w:szCs w:val="28"/>
+        </w:rPr>
+      </w:pPr>
+      <w:r>
+        <w:rPr>
+          <w:rStyle w:val="HTMLCode"/>
+          <w:sz w:val="28"/>
+          <w:szCs w:val="28"/>
+        </w:rPr>
+        <w:t>// Hàm moveCirclePlayer() - enemy xoay quanh vị trí player</w:t>
+      </w:r>
+    </w:p>
+    <w:p>
+      <w:pPr>
+        <w:pStyle w:val="HTMLPreformatted"/>
+        <w:spacing w:line="360" w:lineRule="auto"/>
+        <w:rPr>
+          <w:rStyle w:val="HTMLCode"/>
+          <w:sz w:val="28"/>
+          <w:szCs w:val="28"/>
+        </w:rPr>
+      </w:pPr>
+      <w:r>
+        <w:rPr>
+          <w:rStyle w:val="HTMLCode"/>
+          <w:sz w:val="28"/>
+          <w:szCs w:val="28"/>
+        </w:rPr>
+        <w:t>void moveCirclePlayer(Enemy &amp;en, float px, float py)</w:t>
+      </w:r>
+    </w:p>
+    <w:p>
+      <w:pPr>
+        <w:pStyle w:val="HTMLPreformatted"/>
+        <w:spacing w:line="360" w:lineRule="auto"/>
+        <w:rPr>
+          <w:rStyle w:val="HTMLCode"/>
+          <w:sz w:val="28"/>
+          <w:szCs w:val="28"/>
+        </w:rPr>
+      </w:pPr>
+      <w:r>
+        <w:rPr>
+          <w:rStyle w:val="HTMLCode"/>
+          <w:sz w:val="28"/>
+          <w:szCs w:val="28"/>
+        </w:rPr>
+        <w:t>{</w:t>
+      </w:r>
+    </w:p>
+    <w:p>
+      <w:pPr>
+        <w:pStyle w:val="HTMLPreformatted"/>
+        <w:spacing w:line="360" w:lineRule="auto"/>
+        <w:rPr>
+          <w:rStyle w:val="HTMLCode"/>
+          <w:sz w:val="28"/>
+          <w:szCs w:val="28"/>
+        </w:rPr>
+      </w:pPr>
+      <w:r>
+        <w:rPr>
+          <w:rStyle w:val="HTMLCode"/>
+          <w:sz w:val="28"/>
+          <w:szCs w:val="28"/>
+        </w:rPr>
+        <w:lastRenderedPageBreak/>
+        <w:t xml:space="preserve">    en.angle -= 0.04f;  // Góc giảm dần → chuyển động ngược chiều kim đồng hồ</w:t>
+      </w:r>
+    </w:p>
+    <w:p>
+      <w:pPr>
+        <w:pStyle w:val="HTMLPreformatted"/>
+        <w:spacing w:line="360" w:lineRule="auto"/>
+        <w:rPr>
+          <w:rStyle w:val="HTMLCode"/>
+          <w:sz w:val="28"/>
+          <w:szCs w:val="28"/>
+        </w:rPr>
+      </w:pPr>
+    </w:p>
+    <w:p>
+      <w:pPr>
+        <w:pStyle w:val="HTMLPreformatted"/>
+        <w:spacing w:line="360" w:lineRule="auto"/>
+        <w:rPr>
+          <w:rStyle w:val="HTMLCode"/>
+          <w:sz w:val="28"/>
+          <w:szCs w:val="28"/>
+        </w:rPr>
+      </w:pPr>
+      <w:r>
+        <w:rPr>
+          <w:rStyle w:val="HTMLCode"/>
+          <w:sz w:val="28"/>
+          <w:szCs w:val="28"/>
+        </w:rPr>
+        <w:t xml:space="preserve">    // Xoay quanh player với bán kính cố định 150px</w:t>
+      </w:r>
+    </w:p>
+    <w:p>
+      <w:pPr>
+        <w:pStyle w:val="HTMLPreformatted"/>
+        <w:spacing w:line="360" w:lineRule="auto"/>
+        <w:rPr>
+          <w:rStyle w:val="HTMLCode"/>
+          <w:sz w:val="28"/>
+          <w:szCs w:val="28"/>
+        </w:rPr>
+      </w:pPr>
+      <w:r>
+        <w:rPr>
+          <w:rStyle w:val="HTMLCode"/>
+          <w:sz w:val="28"/>
+          <w:szCs w:val="28"/>
+        </w:rPr>
+        <w:t xml:space="preserve">    en.x = px + cos(en.angle) * 150;</w:t>
+      </w:r>
+    </w:p>
+    <w:p>
+      <w:pPr>
+        <w:pStyle w:val="HTMLPreformatted"/>
+        <w:spacing w:line="360" w:lineRule="auto"/>
+        <w:rPr>
+          <w:rStyle w:val="HTMLCode"/>
+          <w:sz w:val="28"/>
+          <w:szCs w:val="28"/>
+        </w:rPr>
+      </w:pPr>
+      <w:r>
+        <w:rPr>
+          <w:rStyle w:val="HTMLCode"/>
+          <w:sz w:val="28"/>
+          <w:szCs w:val="28"/>
+        </w:rPr>
+        <w:t xml:space="preserve">    en.y = py + sin(en.angle) * 150;</w:t>
+      </w:r>
+    </w:p>
+    <w:p>
+      <w:pPr>
+        <w:pStyle w:val="HTMLPreformatted"/>
+        <w:spacing w:line="360" w:lineRule="auto"/>
+        <w:rPr>
+          <w:rStyle w:val="HTMLCode"/>
+          <w:sz w:val="28"/>
+          <w:szCs w:val="28"/>
+        </w:rPr>
+      </w:pPr>
+      <w:r>
+        <w:rPr>
+          <w:rStyle w:val="HTMLCode"/>
+          <w:sz w:val="28"/>
+          <w:szCs w:val="28"/>
+        </w:rPr>
+        <w:t>}</w:t>
+      </w:r>
+    </w:p>
+    <w:p>
+      <w:pPr>
+        <w:pStyle w:val="NormalWeb"/>
+        <w:spacing w:line="360" w:lineRule="auto"/>
+        <w:rPr>
+          <w:sz w:val="28"/>
+          <w:szCs w:val="28"/>
+        </w:rPr>
+      </w:pPr>
+      <w:r>
+        <w:rPr>
+          <w:sz w:val="28"/>
+          <w:szCs w:val="28"/>
+        </w:rPr>
+        <w:t>Giải thích: Trong hệ tọa độ màn hình 2D, trục Y hướng xuống dưới (ngược với toán học thông thường). Do đó khi giá trị góc angle giảm dần (angle -= ...), vật thể sẽ xoay theo chiều ngược kim đồng hồ. Để đổi sang chiều xuôi kim đồng hồ, chỉ cần đổi dấu trừ thành dấu cộng:</w:t>
+      </w:r>
+    </w:p>
+    <w:p>
+      <w:pPr>
+        <w:pStyle w:val="HTMLPreformatted"/>
+        <w:spacing w:line="360" w:lineRule="auto"/>
+        <w:rPr>
+          <w:rStyle w:val="HTMLCode"/>
+          <w:sz w:val="28"/>
+          <w:szCs w:val="28"/>
+        </w:rPr>
+      </w:pPr>
+      <w:r>
+        <w:rPr>
+          <w:rStyle w:val="HTMLCode"/>
+          <w:sz w:val="28"/>
+          <w:szCs w:val="28"/>
+        </w:rPr>
+        <w:t>// Đổi thành xuôi chiều kim đồng hồ</w:t>
+      </w:r>
+    </w:p>
+    <w:p>
+      <w:pPr>
+        <w:pStyle w:val="HTMLPreformatted"/>
+        <w:spacing w:line="360" w:lineRule="auto"/>
+        <w:rPr>
+          <w:rStyle w:val="HTMLCode"/>
+          <w:sz w:val="28"/>
+          <w:szCs w:val="28"/>
+        </w:rPr>
+      </w:pPr>
+      <w:r>
+        <w:rPr>
+          <w:rStyle w:val="HTMLCode"/>
+          <w:sz w:val="28"/>
+          <w:szCs w:val="28"/>
+        </w:rPr>
+        <w:t>en.angle += 0.03f;  // moveOrbit</w:t>
+      </w:r>
+    </w:p>
+    <w:p>
+      <w:pPr>
+        <w:pStyle w:val="HTMLPreformatted"/>
+        <w:spacing w:line="360" w:lineRule="auto"/>
+        <w:rPr>
+          <w:rStyle w:val="HTMLCode"/>
+          <w:sz w:val="28"/>
+          <w:szCs w:val="28"/>
+        </w:rPr>
+      </w:pPr>
+      <w:r>
+        <w:rPr>
+          <w:rStyle w:val="HTMLCode"/>
+          <w:sz w:val="28"/>
+          <w:szCs w:val="28"/>
+        </w:rPr>
+        <w:t>en.angle += 0.04f;  // moveCirclePlayer</w:t>
+      </w:r>
+    </w:p>
+    <w:p>
+      <w:pPr>
+        <w:pStyle w:val="NormalWeb"/>
+        <w:spacing w:line="360" w:lineRule="auto"/>
+        <w:rPr>
+          <w:sz w:val="28"/>
+          <w:szCs w:val="28"/>
+        </w:rPr>
+      </w:pPr>
+      <w:r>
+        <w:rPr>
+          <w:sz w:val="28"/>
+          <w:szCs w:val="28"/>
+        </w:rPr>
+        <w:t>Ngoài ra có thể điều chỉnh tốc độ xoay bằng cách thay đổi hệ số (0.03f, 0.04f): giá trị càng lớn thì xoay càng nhanh, giá trị càng nhỏ thì xoay càng chậm.</w:t>
+      </w:r>
+    </w:p>
+    <w:p>
+      <w:pPr>
+        <w:spacing w:line="360" w:lineRule="auto"/>
+        <w:rPr>
+          <w:sz w:val="28"/>
+          <w:szCs w:val="28"/>
+        </w:rPr>
+      </w:pPr>
+      <w:r>
+        <w:rPr>
+          <w:noProof/>
+          <w:sz w:val="28"/>
+          <w:szCs w:val="28"/>
+        </w:rPr>
+        <w:pict w14:anchorId="16F6BA60">
+          <v:rect id="_x0000_i1025" alt="" style="width:451.15pt;height:.05pt;mso-width-percent:0;mso-height-percent:0;mso-width-percent:0;mso-height-percent:0" o:hrpct="964" o:hralign="center" o:hrstd="t" o:hr="t" fillcolor="#a0a0a0" stroked="f"/>
+        </w:pict>
       </w:r>
     </w:p>
     <w:p>
@@ -6947,20 +7510,1106 @@
         <w:rPr>
           <w:sz w:val="28"/>
           <w:szCs w:val="28"/>
-          <w:lang w:val="vi-VN"/>
-        </w:rPr>
-      </w:pPr>
-      <w:r>
-        <w:rPr>
-          <w:sz w:val="28"/>
-          <w:szCs w:val="28"/>
-        </w:rPr>
-        <w:t>Câu 2: Muốn tăng tốc độ bắn của máy bay thì cần làm gì?</w:t>
-      </w:r>
-    </w:p>
-    <w:p>
-      <w:pPr>
-        <w:spacing w:line="360" w:lineRule="auto"/>
+        </w:rPr>
+      </w:pPr>
+      <w:r>
+        <w:rPr>
+          <w:sz w:val="28"/>
+          <w:szCs w:val="28"/>
+        </w:rPr>
+        <w:t>Câu hỏi 2: Muốn tăng tốc độ bắn của máy bay thì cần làm gì?</w:t>
+      </w:r>
+    </w:p>
+    <w:p>
+      <w:pPr>
+        <w:pStyle w:val="NormalWeb"/>
+        <w:spacing w:line="360" w:lineRule="auto"/>
+        <w:rPr>
+          <w:sz w:val="28"/>
+          <w:szCs w:val="28"/>
+        </w:rPr>
+      </w:pPr>
+      <w:r>
+        <w:rPr>
+          <w:sz w:val="28"/>
+          <w:szCs w:val="28"/>
+        </w:rPr>
+        <w:t>Tốc độ bắn của enemy được kiểm soát bởi hai cơ chế chính trong code.</w:t>
+      </w:r>
+    </w:p>
+    <w:p>
+      <w:pPr>
+        <w:pStyle w:val="NormalWeb"/>
+        <w:spacing w:line="360" w:lineRule="auto"/>
+        <w:rPr>
+          <w:sz w:val="28"/>
+          <w:szCs w:val="28"/>
+        </w:rPr>
+      </w:pPr>
+      <w:r>
+        <w:rPr>
+          <w:sz w:val="28"/>
+          <w:szCs w:val="28"/>
+        </w:rPr>
+        <w:t>Cơ chế 1 – Biến rate và shootCooldown trong hàm updateEnemies():</w:t>
+      </w:r>
+    </w:p>
+    <w:p>
+      <w:pPr>
+        <w:pStyle w:val="HTMLPreformatted"/>
+        <w:spacing w:line="360" w:lineRule="auto"/>
+        <w:rPr>
+          <w:rStyle w:val="HTMLCode"/>
+          <w:sz w:val="28"/>
+          <w:szCs w:val="28"/>
+        </w:rPr>
+      </w:pPr>
+      <w:r>
+        <w:rPr>
+          <w:rStyle w:val="HTMLCode"/>
+          <w:sz w:val="28"/>
+          <w:szCs w:val="28"/>
+        </w:rPr>
+        <w:t>// Công thức tính xác suất bắn mỗi frame</w:t>
+      </w:r>
+    </w:p>
+    <w:p>
+      <w:pPr>
+        <w:pStyle w:val="HTMLPreformatted"/>
+        <w:spacing w:line="360" w:lineRule="auto"/>
+        <w:rPr>
+          <w:rStyle w:val="HTMLCode"/>
+          <w:sz w:val="28"/>
+          <w:szCs w:val="28"/>
+        </w:rPr>
+      </w:pPr>
+      <w:r>
+        <w:rPr>
+          <w:rStyle w:val="HTMLCode"/>
+          <w:sz w:val="28"/>
+          <w:szCs w:val="28"/>
+        </w:rPr>
+        <w:t>int rate = 220 - (level * 2);</w:t>
+      </w:r>
+    </w:p>
+    <w:p>
+      <w:pPr>
+        <w:pStyle w:val="HTMLPreformatted"/>
+        <w:spacing w:line="360" w:lineRule="auto"/>
+        <w:rPr>
+          <w:rStyle w:val="HTMLCode"/>
+          <w:sz w:val="28"/>
+          <w:szCs w:val="28"/>
+        </w:rPr>
+      </w:pPr>
+      <w:r>
+        <w:rPr>
+          <w:rStyle w:val="HTMLCode"/>
+          <w:sz w:val="28"/>
+          <w:szCs w:val="28"/>
+        </w:rPr>
+        <w:t>if (rate &lt; 60) rate = 60;  // Giới hạn tối thiểu 60 frame</w:t>
+      </w:r>
+    </w:p>
+    <w:p>
+      <w:pPr>
+        <w:pStyle w:val="HTMLPreformatted"/>
+        <w:spacing w:line="360" w:lineRule="auto"/>
+        <w:rPr>
+          <w:rStyle w:val="HTMLCode"/>
+          <w:sz w:val="28"/>
+          <w:szCs w:val="28"/>
+        </w:rPr>
+      </w:pPr>
+    </w:p>
+    <w:p>
+      <w:pPr>
+        <w:pStyle w:val="HTMLPreformatted"/>
+        <w:spacing w:line="360" w:lineRule="auto"/>
+        <w:rPr>
+          <w:rStyle w:val="HTMLCode"/>
+          <w:sz w:val="28"/>
+          <w:szCs w:val="28"/>
+        </w:rPr>
+      </w:pPr>
+      <w:r>
+        <w:rPr>
+          <w:rStyle w:val="HTMLCode"/>
+          <w:sz w:val="28"/>
+          <w:szCs w:val="28"/>
+        </w:rPr>
+        <w:t>// Kiểm tra cooldown trước khi bắn</w:t>
+      </w:r>
+    </w:p>
+    <w:p>
+      <w:pPr>
+        <w:pStyle w:val="HTMLPreformatted"/>
+        <w:spacing w:line="360" w:lineRule="auto"/>
+        <w:rPr>
+          <w:rStyle w:val="HTMLCode"/>
+          <w:sz w:val="28"/>
+          <w:szCs w:val="28"/>
+        </w:rPr>
+      </w:pPr>
+      <w:r>
+        <w:rPr>
+          <w:rStyle w:val="HTMLCode"/>
+          <w:sz w:val="28"/>
+          <w:szCs w:val="28"/>
+        </w:rPr>
+        <w:t>if (en.shootCooldown &lt;= 0)</w:t>
+      </w:r>
+    </w:p>
+    <w:p>
+      <w:pPr>
+        <w:pStyle w:val="HTMLPreformatted"/>
+        <w:spacing w:line="360" w:lineRule="auto"/>
+        <w:rPr>
+          <w:rStyle w:val="HTMLCode"/>
+          <w:sz w:val="28"/>
+          <w:szCs w:val="28"/>
+        </w:rPr>
+      </w:pPr>
+      <w:r>
+        <w:rPr>
+          <w:rStyle w:val="HTMLCode"/>
+          <w:sz w:val="28"/>
+          <w:szCs w:val="28"/>
+        </w:rPr>
+        <w:t>{</w:t>
+      </w:r>
+    </w:p>
+    <w:p>
+      <w:pPr>
+        <w:pStyle w:val="HTMLPreformatted"/>
+        <w:spacing w:line="360" w:lineRule="auto"/>
+        <w:rPr>
+          <w:rStyle w:val="HTMLCode"/>
+          <w:sz w:val="28"/>
+          <w:szCs w:val="28"/>
+        </w:rPr>
+      </w:pPr>
+      <w:r>
+        <w:rPr>
+          <w:rStyle w:val="HTMLCode"/>
+          <w:sz w:val="28"/>
+          <w:szCs w:val="28"/>
+        </w:rPr>
+        <w:t xml:space="preserve">    if (rand() % rate == 0)  // Xác suất bắn = 1/rate mỗi frame</w:t>
+      </w:r>
+    </w:p>
+    <w:p>
+      <w:pPr>
+        <w:pStyle w:val="HTMLPreformatted"/>
+        <w:spacing w:line="360" w:lineRule="auto"/>
+        <w:rPr>
+          <w:rStyle w:val="HTMLCode"/>
+          <w:sz w:val="28"/>
+          <w:szCs w:val="28"/>
+        </w:rPr>
+      </w:pPr>
+      <w:r>
+        <w:rPr>
+          <w:rStyle w:val="HTMLCode"/>
+          <w:sz w:val="28"/>
+          <w:szCs w:val="28"/>
+        </w:rPr>
+        <w:t xml:space="preserve">    {</w:t>
+      </w:r>
+    </w:p>
+    <w:p>
+      <w:pPr>
+        <w:pStyle w:val="HTMLPreformatted"/>
+        <w:spacing w:line="360" w:lineRule="auto"/>
+        <w:rPr>
+          <w:rStyle w:val="HTMLCode"/>
+          <w:sz w:val="28"/>
+          <w:szCs w:val="28"/>
+        </w:rPr>
+      </w:pPr>
+      <w:r>
+        <w:rPr>
+          <w:rStyle w:val="HTMLCode"/>
+          <w:sz w:val="28"/>
+          <w:szCs w:val="28"/>
+        </w:rPr>
+        <w:t xml:space="preserve">        float bdx = px - en.x;</w:t>
+      </w:r>
+    </w:p>
+    <w:p>
+      <w:pPr>
+        <w:pStyle w:val="HTMLPreformatted"/>
+        <w:spacing w:line="360" w:lineRule="auto"/>
+        <w:rPr>
+          <w:rStyle w:val="HTMLCode"/>
+          <w:sz w:val="28"/>
+          <w:szCs w:val="28"/>
+        </w:rPr>
+      </w:pPr>
+      <w:r>
+        <w:rPr>
+          <w:rStyle w:val="HTMLCode"/>
+          <w:sz w:val="28"/>
+          <w:szCs w:val="28"/>
+        </w:rPr>
+        <w:t xml:space="preserve">        float bdy = py - en.y;</w:t>
+      </w:r>
+    </w:p>
+    <w:p>
+      <w:pPr>
+        <w:pStyle w:val="HTMLPreformatted"/>
+        <w:spacing w:line="360" w:lineRule="auto"/>
+        <w:rPr>
+          <w:rStyle w:val="HTMLCode"/>
+          <w:sz w:val="28"/>
+          <w:szCs w:val="28"/>
+        </w:rPr>
+      </w:pPr>
+      <w:r>
+        <w:rPr>
+          <w:rStyle w:val="HTMLCode"/>
+          <w:sz w:val="28"/>
+          <w:szCs w:val="28"/>
+        </w:rPr>
+        <w:t xml:space="preserve">        float blen = sqrt(bdx * bdx + bdy * bdy);</w:t>
+      </w:r>
+    </w:p>
+    <w:p>
+      <w:pPr>
+        <w:pStyle w:val="HTMLPreformatted"/>
+        <w:spacing w:line="360" w:lineRule="auto"/>
+        <w:rPr>
+          <w:rStyle w:val="HTMLCode"/>
+          <w:sz w:val="28"/>
+          <w:szCs w:val="28"/>
+        </w:rPr>
+      </w:pPr>
+      <w:r>
+        <w:rPr>
+          <w:rStyle w:val="HTMLCode"/>
+          <w:sz w:val="28"/>
+          <w:szCs w:val="28"/>
+        </w:rPr>
+        <w:t xml:space="preserve">        if (blen == 0) blen = 1;</w:t>
+      </w:r>
+    </w:p>
+    <w:p>
+      <w:pPr>
+        <w:pStyle w:val="HTMLPreformatted"/>
+        <w:spacing w:line="360" w:lineRule="auto"/>
+        <w:rPr>
+          <w:rStyle w:val="HTMLCode"/>
+          <w:sz w:val="28"/>
+          <w:szCs w:val="28"/>
+        </w:rPr>
+      </w:pPr>
+    </w:p>
+    <w:p>
+      <w:pPr>
+        <w:pStyle w:val="HTMLPreformatted"/>
+        <w:spacing w:line="360" w:lineRule="auto"/>
+        <w:rPr>
+          <w:rStyle w:val="HTMLCode"/>
+          <w:sz w:val="28"/>
+          <w:szCs w:val="28"/>
+        </w:rPr>
+      </w:pPr>
+      <w:r>
+        <w:rPr>
+          <w:rStyle w:val="HTMLCode"/>
+          <w:sz w:val="28"/>
+          <w:szCs w:val="28"/>
+        </w:rPr>
+        <w:t xml:space="preserve">        float bulletSpeed = 2.5f + (level * 0.03f);</w:t>
+      </w:r>
+    </w:p>
+    <w:p>
+      <w:pPr>
+        <w:pStyle w:val="HTMLPreformatted"/>
+        <w:spacing w:line="360" w:lineRule="auto"/>
+        <w:rPr>
+          <w:rStyle w:val="HTMLCode"/>
+          <w:sz w:val="28"/>
+          <w:szCs w:val="28"/>
+        </w:rPr>
+      </w:pPr>
+      <w:r>
+        <w:rPr>
+          <w:rStyle w:val="HTMLCode"/>
+          <w:sz w:val="28"/>
+          <w:szCs w:val="28"/>
+        </w:rPr>
+        <w:t xml:space="preserve">        if (bulletSpeed &gt; 4.5f) bulletSpeed = 4.5f;</w:t>
+      </w:r>
+    </w:p>
+    <w:p>
+      <w:pPr>
+        <w:pStyle w:val="HTMLPreformatted"/>
+        <w:spacing w:line="360" w:lineRule="auto"/>
+        <w:rPr>
+          <w:rStyle w:val="HTMLCode"/>
+          <w:sz w:val="28"/>
+          <w:szCs w:val="28"/>
+        </w:rPr>
+      </w:pPr>
+    </w:p>
+    <w:p>
+      <w:pPr>
+        <w:pStyle w:val="HTMLPreformatted"/>
+        <w:spacing w:line="360" w:lineRule="auto"/>
+        <w:rPr>
+          <w:rStyle w:val="HTMLCode"/>
+          <w:sz w:val="28"/>
+          <w:szCs w:val="28"/>
+        </w:rPr>
+      </w:pPr>
+      <w:r>
+        <w:rPr>
+          <w:rStyle w:val="HTMLCode"/>
+          <w:sz w:val="28"/>
+          <w:szCs w:val="28"/>
+        </w:rPr>
+        <w:t xml:space="preserve">        bullets.push_back({en.x, en.y,</w:t>
+      </w:r>
+    </w:p>
+    <w:p>
+      <w:pPr>
+        <w:pStyle w:val="HTMLPreformatted"/>
+        <w:spacing w:line="360" w:lineRule="auto"/>
+        <w:rPr>
+          <w:rStyle w:val="HTMLCode"/>
+          <w:sz w:val="28"/>
+          <w:szCs w:val="28"/>
+        </w:rPr>
+      </w:pPr>
+      <w:r>
+        <w:rPr>
+          <w:rStyle w:val="HTMLCode"/>
+          <w:sz w:val="28"/>
+          <w:szCs w:val="28"/>
+        </w:rPr>
+        <w:t xml:space="preserve">                           (bdx / blen) * bulletSpeed,</w:t>
+      </w:r>
+    </w:p>
+    <w:p>
+      <w:pPr>
+        <w:pStyle w:val="HTMLPreformatted"/>
+        <w:spacing w:line="360" w:lineRule="auto"/>
+        <w:rPr>
+          <w:rStyle w:val="HTMLCode"/>
+          <w:sz w:val="28"/>
+          <w:szCs w:val="28"/>
+        </w:rPr>
+      </w:pPr>
+      <w:r>
+        <w:rPr>
+          <w:rStyle w:val="HTMLCode"/>
+          <w:sz w:val="28"/>
+          <w:szCs w:val="28"/>
+        </w:rPr>
+        <w:t xml:space="preserve">                           (bdy / blen) * bulletSpeed,</w:t>
+      </w:r>
+    </w:p>
+    <w:p>
+      <w:pPr>
+        <w:pStyle w:val="HTMLPreformatted"/>
+        <w:spacing w:line="360" w:lineRule="auto"/>
+        <w:rPr>
+          <w:rStyle w:val="HTMLCode"/>
+          <w:sz w:val="28"/>
+          <w:szCs w:val="28"/>
+        </w:rPr>
+      </w:pPr>
+      <w:r>
+        <w:rPr>
+          <w:rStyle w:val="HTMLCode"/>
+          <w:sz w:val="28"/>
+          <w:szCs w:val="28"/>
+        </w:rPr>
+        <w:t xml:space="preserve">                           true, 1});</w:t>
+      </w:r>
+    </w:p>
+    <w:p>
+      <w:pPr>
+        <w:pStyle w:val="HTMLPreformatted"/>
+        <w:spacing w:line="360" w:lineRule="auto"/>
+        <w:rPr>
+          <w:rStyle w:val="HTMLCode"/>
+          <w:sz w:val="28"/>
+          <w:szCs w:val="28"/>
+        </w:rPr>
+      </w:pPr>
+    </w:p>
+    <w:p>
+      <w:pPr>
+        <w:pStyle w:val="HTMLPreformatted"/>
+        <w:spacing w:line="360" w:lineRule="auto"/>
+        <w:rPr>
+          <w:rStyle w:val="HTMLCode"/>
+          <w:sz w:val="28"/>
+          <w:szCs w:val="28"/>
+        </w:rPr>
+      </w:pPr>
+      <w:r>
+        <w:rPr>
+          <w:rStyle w:val="HTMLCode"/>
+          <w:sz w:val="28"/>
+          <w:szCs w:val="28"/>
+        </w:rPr>
+        <w:t xml:space="preserve">        en.shootCooldown = 15;  // Cooldown 15 frame trước khi bắn tiếp</w:t>
+      </w:r>
+    </w:p>
+    <w:p>
+      <w:pPr>
+        <w:pStyle w:val="HTMLPreformatted"/>
+        <w:spacing w:line="360" w:lineRule="auto"/>
+        <w:rPr>
+          <w:rStyle w:val="HTMLCode"/>
+          <w:sz w:val="28"/>
+          <w:szCs w:val="28"/>
+        </w:rPr>
+      </w:pPr>
+      <w:r>
+        <w:rPr>
+          <w:rStyle w:val="HTMLCode"/>
+          <w:sz w:val="28"/>
+          <w:szCs w:val="28"/>
+        </w:rPr>
+        <w:t xml:space="preserve">    }</w:t>
+      </w:r>
+    </w:p>
+    <w:p>
+      <w:pPr>
+        <w:pStyle w:val="HTMLPreformatted"/>
+        <w:spacing w:line="360" w:lineRule="auto"/>
+        <w:rPr>
+          <w:rStyle w:val="HTMLCode"/>
+          <w:sz w:val="28"/>
+          <w:szCs w:val="28"/>
+        </w:rPr>
+      </w:pPr>
+      <w:r>
+        <w:rPr>
+          <w:rStyle w:val="HTMLCode"/>
+          <w:sz w:val="28"/>
+          <w:szCs w:val="28"/>
+        </w:rPr>
+        <w:t>}</w:t>
+      </w:r>
+    </w:p>
+    <w:p>
+      <w:pPr>
+        <w:pStyle w:val="HTMLPreformatted"/>
+        <w:spacing w:line="360" w:lineRule="auto"/>
+        <w:rPr>
+          <w:rStyle w:val="HTMLCode"/>
+          <w:sz w:val="28"/>
+          <w:szCs w:val="28"/>
+        </w:rPr>
+      </w:pPr>
+      <w:r>
+        <w:rPr>
+          <w:rStyle w:val="HTMLCode"/>
+          <w:sz w:val="28"/>
+          <w:szCs w:val="28"/>
+        </w:rPr>
+        <w:t>else</w:t>
+      </w:r>
+    </w:p>
+    <w:p>
+      <w:pPr>
+        <w:pStyle w:val="HTMLPreformatted"/>
+        <w:spacing w:line="360" w:lineRule="auto"/>
+        <w:rPr>
+          <w:rStyle w:val="HTMLCode"/>
+          <w:sz w:val="28"/>
+          <w:szCs w:val="28"/>
+        </w:rPr>
+      </w:pPr>
+      <w:r>
+        <w:rPr>
+          <w:rStyle w:val="HTMLCode"/>
+          <w:sz w:val="28"/>
+          <w:szCs w:val="28"/>
+        </w:rPr>
+        <w:t>{</w:t>
+      </w:r>
+    </w:p>
+    <w:p>
+      <w:pPr>
+        <w:pStyle w:val="HTMLPreformatted"/>
+        <w:spacing w:line="360" w:lineRule="auto"/>
+        <w:rPr>
+          <w:rStyle w:val="HTMLCode"/>
+          <w:sz w:val="28"/>
+          <w:szCs w:val="28"/>
+        </w:rPr>
+      </w:pPr>
+      <w:r>
+        <w:rPr>
+          <w:rStyle w:val="HTMLCode"/>
+          <w:sz w:val="28"/>
+          <w:szCs w:val="28"/>
+        </w:rPr>
+        <w:t xml:space="preserve">    en.shootCooldown--;</w:t>
+      </w:r>
+    </w:p>
+    <w:p>
+      <w:pPr>
+        <w:pStyle w:val="HTMLPreformatted"/>
+        <w:spacing w:line="360" w:lineRule="auto"/>
+        <w:rPr>
+          <w:rStyle w:val="HTMLCode"/>
+          <w:sz w:val="28"/>
+          <w:szCs w:val="28"/>
+        </w:rPr>
+      </w:pPr>
+      <w:r>
+        <w:rPr>
+          <w:rStyle w:val="HTMLCode"/>
+          <w:sz w:val="28"/>
+          <w:szCs w:val="28"/>
+        </w:rPr>
+        <w:lastRenderedPageBreak/>
+        <w:t>}</w:t>
+      </w:r>
+    </w:p>
+    <w:p>
+      <w:pPr>
+        <w:pStyle w:val="NormalWeb"/>
+        <w:spacing w:line="360" w:lineRule="auto"/>
+        <w:rPr>
+          <w:sz w:val="28"/>
+          <w:szCs w:val="28"/>
+        </w:rPr>
+      </w:pPr>
+      <w:r>
+        <w:rPr>
+          <w:sz w:val="28"/>
+          <w:szCs w:val="28"/>
+        </w:rPr>
+        <w:t>Để tăng tốc độ bắn, có thể sửa như sau:</w:t>
+      </w:r>
+    </w:p>
+    <w:p>
+      <w:pPr>
+        <w:pStyle w:val="HTMLPreformatted"/>
+        <w:spacing w:line="360" w:lineRule="auto"/>
+        <w:rPr>
+          <w:rStyle w:val="HTMLCode"/>
+          <w:sz w:val="28"/>
+          <w:szCs w:val="28"/>
+        </w:rPr>
+      </w:pPr>
+      <w:r>
+        <w:rPr>
+          <w:rStyle w:val="HTMLCode"/>
+          <w:sz w:val="28"/>
+          <w:szCs w:val="28"/>
+        </w:rPr>
+        <w:t>// Cách 1: Giảm hằng số khởi đầu để bắn thường xuyên hơn</w:t>
+      </w:r>
+    </w:p>
+    <w:p>
+      <w:pPr>
+        <w:pStyle w:val="HTMLPreformatted"/>
+        <w:spacing w:line="360" w:lineRule="auto"/>
+        <w:rPr>
+          <w:rStyle w:val="HTMLCode"/>
+          <w:sz w:val="28"/>
+          <w:szCs w:val="28"/>
+        </w:rPr>
+      </w:pPr>
+      <w:r>
+        <w:rPr>
+          <w:rStyle w:val="HTMLCode"/>
+          <w:sz w:val="28"/>
+          <w:szCs w:val="28"/>
+        </w:rPr>
+        <w:t>int rate = 120 - (level * 2);  // Thay 220 → 120</w:t>
+      </w:r>
+    </w:p>
+    <w:p>
+      <w:pPr>
+        <w:pStyle w:val="HTMLPreformatted"/>
+        <w:spacing w:line="360" w:lineRule="auto"/>
+        <w:rPr>
+          <w:rStyle w:val="HTMLCode"/>
+          <w:sz w:val="28"/>
+          <w:szCs w:val="28"/>
+        </w:rPr>
+      </w:pPr>
+    </w:p>
+    <w:p>
+      <w:pPr>
+        <w:pStyle w:val="HTMLPreformatted"/>
+        <w:spacing w:line="360" w:lineRule="auto"/>
+        <w:rPr>
+          <w:rStyle w:val="HTMLCode"/>
+          <w:sz w:val="28"/>
+          <w:szCs w:val="28"/>
+        </w:rPr>
+      </w:pPr>
+      <w:r>
+        <w:rPr>
+          <w:rStyle w:val="HTMLCode"/>
+          <w:sz w:val="28"/>
+          <w:szCs w:val="28"/>
+        </w:rPr>
+        <w:t>// Cách 2: Tăng hệ số level để độ khó tăng nhanh hơn theo thời gian</w:t>
+      </w:r>
+    </w:p>
+    <w:p>
+      <w:pPr>
+        <w:pStyle w:val="HTMLPreformatted"/>
+        <w:spacing w:line="360" w:lineRule="auto"/>
+        <w:rPr>
+          <w:rStyle w:val="HTMLCode"/>
+          <w:sz w:val="28"/>
+          <w:szCs w:val="28"/>
+        </w:rPr>
+      </w:pPr>
+      <w:r>
+        <w:rPr>
+          <w:rStyle w:val="HTMLCode"/>
+          <w:sz w:val="28"/>
+          <w:szCs w:val="28"/>
+        </w:rPr>
+        <w:t>int rate = 220 - (level * 5);  // Thay level*2 → level*5</w:t>
+      </w:r>
+    </w:p>
+    <w:p>
+      <w:pPr>
+        <w:pStyle w:val="HTMLPreformatted"/>
+        <w:spacing w:line="360" w:lineRule="auto"/>
+        <w:rPr>
+          <w:rStyle w:val="HTMLCode"/>
+          <w:sz w:val="28"/>
+          <w:szCs w:val="28"/>
+        </w:rPr>
+      </w:pPr>
+    </w:p>
+    <w:p>
+      <w:pPr>
+        <w:pStyle w:val="HTMLPreformatted"/>
+        <w:spacing w:line="360" w:lineRule="auto"/>
+        <w:rPr>
+          <w:rStyle w:val="HTMLCode"/>
+          <w:sz w:val="28"/>
+          <w:szCs w:val="28"/>
+        </w:rPr>
+      </w:pPr>
+      <w:r>
+        <w:rPr>
+          <w:rStyle w:val="HTMLCode"/>
+          <w:sz w:val="28"/>
+          <w:szCs w:val="28"/>
+        </w:rPr>
+        <w:t>// Cách 3: Giảm cooldown để bắn liên tục hơn</w:t>
+      </w:r>
+    </w:p>
+    <w:p>
+      <w:pPr>
+        <w:pStyle w:val="HTMLPreformatted"/>
+        <w:spacing w:line="360" w:lineRule="auto"/>
+        <w:rPr>
+          <w:rStyle w:val="HTMLCode"/>
+          <w:sz w:val="28"/>
+          <w:szCs w:val="28"/>
+        </w:rPr>
+      </w:pPr>
+      <w:r>
+        <w:rPr>
+          <w:rStyle w:val="HTMLCode"/>
+          <w:sz w:val="28"/>
+          <w:szCs w:val="28"/>
+        </w:rPr>
+        <w:t>en.shootCooldown = 5;  // Thay 15 → 5</w:t>
+      </w:r>
+    </w:p>
+    <w:p>
+      <w:pPr>
+        <w:pStyle w:val="NormalWeb"/>
+        <w:spacing w:line="360" w:lineRule="auto"/>
+        <w:rPr>
+          <w:sz w:val="28"/>
+          <w:szCs w:val="28"/>
+        </w:rPr>
+      </w:pPr>
+      <w:r>
+        <w:rPr>
+          <w:sz w:val="28"/>
+          <w:szCs w:val="28"/>
+        </w:rPr>
+        <w:t>Cơ chế 2 – Hàm getDifficulty() kiểm soát fireRate và bulletSpeed:</w:t>
+      </w:r>
+    </w:p>
+    <w:p>
+      <w:pPr>
+        <w:pStyle w:val="HTMLPreformatted"/>
+        <w:spacing w:line="360" w:lineRule="auto"/>
+        <w:rPr>
+          <w:rStyle w:val="HTMLCode"/>
+          <w:sz w:val="28"/>
+          <w:szCs w:val="28"/>
+        </w:rPr>
+      </w:pPr>
+      <w:r>
+        <w:rPr>
+          <w:rStyle w:val="HTMLCode"/>
+          <w:sz w:val="28"/>
+          <w:szCs w:val="28"/>
+        </w:rPr>
+        <w:t>Difficulty getDifficulty(int level)</w:t>
+      </w:r>
+    </w:p>
+    <w:p>
+      <w:pPr>
+        <w:pStyle w:val="HTMLPreformatted"/>
+        <w:spacing w:line="360" w:lineRule="auto"/>
+        <w:rPr>
+          <w:rStyle w:val="HTMLCode"/>
+          <w:sz w:val="28"/>
+          <w:szCs w:val="28"/>
+        </w:rPr>
+      </w:pPr>
+      <w:r>
+        <w:rPr>
+          <w:rStyle w:val="HTMLCode"/>
+          <w:sz w:val="28"/>
+          <w:szCs w:val="28"/>
+        </w:rPr>
+        <w:t>{</w:t>
+      </w:r>
+    </w:p>
+    <w:p>
+      <w:pPr>
+        <w:pStyle w:val="HTMLPreformatted"/>
+        <w:spacing w:line="360" w:lineRule="auto"/>
+        <w:rPr>
+          <w:rStyle w:val="HTMLCode"/>
+          <w:sz w:val="28"/>
+          <w:szCs w:val="28"/>
+        </w:rPr>
+      </w:pPr>
+      <w:r>
+        <w:rPr>
+          <w:rStyle w:val="HTMLCode"/>
+          <w:sz w:val="28"/>
+          <w:szCs w:val="28"/>
+        </w:rPr>
+        <w:t xml:space="preserve">    Difficulty d;</w:t>
+      </w:r>
+    </w:p>
+    <w:p>
+      <w:pPr>
+        <w:pStyle w:val="HTMLPreformatted"/>
+        <w:spacing w:line="360" w:lineRule="auto"/>
+        <w:rPr>
+          <w:rStyle w:val="HTMLCode"/>
+          <w:sz w:val="28"/>
+          <w:szCs w:val="28"/>
+        </w:rPr>
+      </w:pPr>
+    </w:p>
+    <w:p>
+      <w:pPr>
+        <w:pStyle w:val="HTMLPreformatted"/>
+        <w:spacing w:line="360" w:lineRule="auto"/>
+        <w:rPr>
+          <w:rStyle w:val="HTMLCode"/>
+          <w:sz w:val="28"/>
+          <w:szCs w:val="28"/>
+        </w:rPr>
+      </w:pPr>
+      <w:r>
+        <w:rPr>
+          <w:rStyle w:val="HTMLCode"/>
+          <w:sz w:val="28"/>
+          <w:szCs w:val="28"/>
+        </w:rPr>
+        <w:t xml:space="preserve">    // fireRate: số frame tối thiểu giữa các lần bắn</w:t>
+      </w:r>
+    </w:p>
+    <w:p>
+      <w:pPr>
+        <w:pStyle w:val="HTMLPreformatted"/>
+        <w:spacing w:line="360" w:lineRule="auto"/>
+        <w:rPr>
+          <w:rStyle w:val="HTMLCode"/>
+          <w:sz w:val="28"/>
+          <w:szCs w:val="28"/>
+        </w:rPr>
+      </w:pPr>
+      <w:r>
+        <w:rPr>
+          <w:rStyle w:val="HTMLCode"/>
+          <w:sz w:val="28"/>
+          <w:szCs w:val="28"/>
+        </w:rPr>
+        <w:t xml:space="preserve">    // Level 1 → 192 frame, Level 10 → 120 frame, Level 20 → 40 frame (tối thiểu)</w:t>
+      </w:r>
+    </w:p>
+    <w:p>
+      <w:pPr>
+        <w:pStyle w:val="HTMLPreformatted"/>
+        <w:spacing w:line="360" w:lineRule="auto"/>
+        <w:rPr>
+          <w:rStyle w:val="HTMLCode"/>
+          <w:sz w:val="28"/>
+          <w:szCs w:val="28"/>
+        </w:rPr>
+      </w:pPr>
+      <w:r>
+        <w:rPr>
+          <w:rStyle w:val="HTMLCode"/>
+          <w:sz w:val="28"/>
+          <w:szCs w:val="28"/>
+        </w:rPr>
+        <w:t xml:space="preserve">    d.fireRate = std::max(40.0f, 200.0f - level * 8);</w:t>
+      </w:r>
+    </w:p>
+    <w:p>
+      <w:pPr>
+        <w:pStyle w:val="HTMLPreformatted"/>
+        <w:spacing w:line="360" w:lineRule="auto"/>
+        <w:rPr>
+          <w:rStyle w:val="HTMLCode"/>
+          <w:sz w:val="28"/>
+          <w:szCs w:val="28"/>
+        </w:rPr>
+      </w:pPr>
+    </w:p>
+    <w:p>
+      <w:pPr>
+        <w:pStyle w:val="HTMLPreformatted"/>
+        <w:spacing w:line="360" w:lineRule="auto"/>
+        <w:rPr>
+          <w:rStyle w:val="HTMLCode"/>
+          <w:sz w:val="28"/>
+          <w:szCs w:val="28"/>
+        </w:rPr>
+      </w:pPr>
+      <w:r>
+        <w:rPr>
+          <w:rStyle w:val="HTMLCode"/>
+          <w:sz w:val="28"/>
+          <w:szCs w:val="28"/>
+        </w:rPr>
+        <w:t xml:space="preserve">    // bulletSpeed: tốc độ bay của đạn enemy</w:t>
+      </w:r>
+    </w:p>
+    <w:p>
+      <w:pPr>
+        <w:pStyle w:val="HTMLPreformatted"/>
+        <w:spacing w:line="360" w:lineRule="auto"/>
+        <w:rPr>
+          <w:rStyle w:val="HTMLCode"/>
+          <w:sz w:val="28"/>
+          <w:szCs w:val="28"/>
+        </w:rPr>
+      </w:pPr>
+      <w:r>
+        <w:rPr>
+          <w:rStyle w:val="HTMLCode"/>
+          <w:sz w:val="28"/>
+          <w:szCs w:val="28"/>
+        </w:rPr>
+        <w:t xml:space="preserve">    // Level 1 → 3.2, Level 10 → 5.0, Level 20 → 7.0</w:t>
+      </w:r>
+    </w:p>
+    <w:p>
+      <w:pPr>
+        <w:pStyle w:val="HTMLPreformatted"/>
+        <w:spacing w:line="360" w:lineRule="auto"/>
+        <w:rPr>
+          <w:rStyle w:val="HTMLCode"/>
+          <w:sz w:val="28"/>
+          <w:szCs w:val="28"/>
+        </w:rPr>
+      </w:pPr>
+      <w:r>
+        <w:rPr>
+          <w:rStyle w:val="HTMLCode"/>
+          <w:sz w:val="28"/>
+          <w:szCs w:val="28"/>
+        </w:rPr>
+        <w:t xml:space="preserve">    d.bulletSpeed = 3.0f + level * 0.2f;</w:t>
+      </w:r>
+    </w:p>
+    <w:p>
+      <w:pPr>
+        <w:pStyle w:val="HTMLPreformatted"/>
+        <w:spacing w:line="360" w:lineRule="auto"/>
+        <w:rPr>
+          <w:rStyle w:val="HTMLCode"/>
+          <w:sz w:val="28"/>
+          <w:szCs w:val="28"/>
+        </w:rPr>
+      </w:pPr>
+    </w:p>
+    <w:p>
+      <w:pPr>
+        <w:pStyle w:val="HTMLPreformatted"/>
+        <w:spacing w:line="360" w:lineRule="auto"/>
+        <w:rPr>
+          <w:rStyle w:val="HTMLCode"/>
+          <w:sz w:val="28"/>
+          <w:szCs w:val="28"/>
+        </w:rPr>
+      </w:pPr>
+      <w:r>
+        <w:rPr>
+          <w:rStyle w:val="HTMLCode"/>
+          <w:sz w:val="28"/>
+          <w:szCs w:val="28"/>
+        </w:rPr>
+        <w:lastRenderedPageBreak/>
+        <w:t xml:space="preserve">    return d;</w:t>
+      </w:r>
+    </w:p>
+    <w:p>
+      <w:pPr>
+        <w:pStyle w:val="HTMLPreformatted"/>
+        <w:spacing w:line="360" w:lineRule="auto"/>
+        <w:rPr>
+          <w:rStyle w:val="HTMLCode"/>
+          <w:sz w:val="28"/>
+          <w:szCs w:val="28"/>
+        </w:rPr>
+      </w:pPr>
+      <w:r>
+        <w:rPr>
+          <w:rStyle w:val="HTMLCode"/>
+          <w:sz w:val="28"/>
+          <w:szCs w:val="28"/>
+        </w:rPr>
+        <w:t>}</w:t>
+      </w:r>
+    </w:p>
+    <w:p>
+      <w:pPr>
+        <w:pStyle w:val="NormalWeb"/>
+        <w:spacing w:line="360" w:lineRule="auto"/>
+        <w:rPr>
+          <w:sz w:val="28"/>
+          <w:szCs w:val="28"/>
+        </w:rPr>
+      </w:pPr>
+      <w:r>
+        <w:rPr>
+          <w:sz w:val="28"/>
+          <w:szCs w:val="28"/>
+        </w:rPr>
+        <w:t>Để tăng tốc độ bắn toàn diện hơn từ hàm này:</w:t>
+      </w:r>
+    </w:p>
+    <w:p>
+      <w:pPr>
+        <w:pStyle w:val="HTMLPreformatted"/>
+        <w:spacing w:line="360" w:lineRule="auto"/>
+        <w:rPr>
+          <w:rStyle w:val="HTMLCode"/>
+          <w:sz w:val="28"/>
+          <w:szCs w:val="28"/>
+        </w:rPr>
+      </w:pPr>
+      <w:r>
+        <w:rPr>
+          <w:rStyle w:val="HTMLCode"/>
+          <w:sz w:val="28"/>
+          <w:szCs w:val="28"/>
+        </w:rPr>
+        <w:t>// Giảm fireRate nhanh hơn theo level (bắn nhanh hơn từ sớm)</w:t>
+      </w:r>
+    </w:p>
+    <w:p>
+      <w:pPr>
+        <w:pStyle w:val="HTMLPreformatted"/>
+        <w:spacing w:line="360" w:lineRule="auto"/>
+        <w:rPr>
+          <w:rStyle w:val="HTMLCode"/>
+          <w:sz w:val="28"/>
+          <w:szCs w:val="28"/>
+        </w:rPr>
+      </w:pPr>
+      <w:r>
+        <w:rPr>
+          <w:rStyle w:val="HTMLCode"/>
+          <w:sz w:val="28"/>
+          <w:szCs w:val="28"/>
+        </w:rPr>
+        <w:t>d.fireRate = std::max(20.0f, 200.0f - level * 12);</w:t>
+      </w:r>
+    </w:p>
+    <w:p>
+      <w:pPr>
+        <w:pStyle w:val="HTMLPreformatted"/>
+        <w:spacing w:line="360" w:lineRule="auto"/>
+        <w:rPr>
+          <w:rStyle w:val="HTMLCode"/>
+          <w:sz w:val="28"/>
+          <w:szCs w:val="28"/>
+        </w:rPr>
+      </w:pPr>
+    </w:p>
+    <w:p>
+      <w:pPr>
+        <w:pStyle w:val="HTMLPreformatted"/>
+        <w:spacing w:line="360" w:lineRule="auto"/>
+        <w:rPr>
+          <w:rStyle w:val="HTMLCode"/>
+          <w:sz w:val="28"/>
+          <w:szCs w:val="28"/>
+        </w:rPr>
+      </w:pPr>
+      <w:r>
+        <w:rPr>
+          <w:rStyle w:val="HTMLCode"/>
+          <w:sz w:val="28"/>
+          <w:szCs w:val="28"/>
+        </w:rPr>
+        <w:t>// Tăng tốc độ đạn để khó né hơn</w:t>
+      </w:r>
+    </w:p>
+    <w:p>
+      <w:pPr>
+        <w:pStyle w:val="HTMLPreformatted"/>
+        <w:spacing w:line="360" w:lineRule="auto"/>
+        <w:rPr>
+          <w:rStyle w:val="HTMLCode"/>
+          <w:sz w:val="28"/>
+          <w:szCs w:val="28"/>
+        </w:rPr>
+      </w:pPr>
+      <w:r>
+        <w:rPr>
+          <w:rStyle w:val="HTMLCode"/>
+          <w:sz w:val="28"/>
+          <w:szCs w:val="28"/>
+        </w:rPr>
+        <w:t>d.bulletSpeed = 4.0f + level * 0.5f;</w:t>
+      </w:r>
+    </w:p>
+    <w:p>
+      <w:pPr>
+        <w:pStyle w:val="NormalWeb"/>
+        <w:spacing w:line="360" w:lineRule="auto"/>
+        <w:rPr>
+          <w:sz w:val="28"/>
+          <w:szCs w:val="28"/>
+        </w:rPr>
+      </w:pPr>
+      <w:r>
+        <w:rPr>
+          <w:sz w:val="28"/>
+          <w:szCs w:val="28"/>
+        </w:rPr>
+        <w:t>Tóm tắt: Để tăng tốc độ bắn của enemy, cần tác động vào ba điểm trong code: giảm biến rate, giảm shootCooldown trong hàm updateEnemies(), và điều chỉnh fireRate cùng bulletSpeed trong hàm getDifficulty(). Kết hợp cả ba sẽ cho hiệu quả tăng độ khó rõ rệt nhất.</w:t>
+      </w:r>
+    </w:p>
+    <w:p>
+      <w:pPr>
         <w:rPr>
           <w:b/>
           <w:bCs/>
@@ -6970,33 +8619,6 @@
         </w:rPr>
       </w:pPr>
       <w:r>
-        <w:rPr>
-          <w:sz w:val="28"/>
-          <w:szCs w:val="28"/>
-          <w:lang w:val="vi-VN"/>
-        </w:rPr>
-        <w:sym w:font="Wingdings" w:char="F0E8"/>
-      </w:r>
-      <w:r>
-        <w:rPr>
-          <w:sz w:val="28"/>
-          <w:szCs w:val="28"/>
-          <w:lang w:val="vi-VN"/>
-        </w:rPr>
-        <w:t xml:space="preserve"> </w:t>
-      </w:r>
-      <w:r>
-        <w:rPr>
-          <w:sz w:val="28"/>
-          <w:szCs w:val="28"/>
-        </w:rPr>
-        <w:t>Hai câu hỏi của giảng viên đã được Nhóm 4 giải quyết và trình bày trong buổi bảo vệ. Các nội dung trả lời đã được thể hiện thông qua phần cài đặt và chú thích trong mã nguồn của dự án, được đính kèm cùng báo cáo.</w:t>
-      </w:r>
-      <w:r>
-        <w:rPr>
-          <w:sz w:val="28"/>
-          <w:szCs w:val="28"/>
-        </w:rPr>
         <w:br w:type="page"/>
       </w:r>
     </w:p>
@@ -7892,7 +9514,6 @@
   <w:style w:type="character" w:default="1" w:styleId="DefaultParagraphFont">
     <w:name w:val="Default Paragraph Font"/>
     <w:uiPriority w:val="1"/>
-    <w:semiHidden/>
     <w:unhideWhenUsed/>
   </w:style>
   <w:style w:type="table" w:default="1" w:styleId="TableNormal">
@@ -8006,6 +9627,112 @@
     <w:rPr>
       <w:sz w:val="20"/>
       <w:szCs w:val="20"/>
+    </w:rPr>
+  </w:style>
+  <w:style w:type="paragraph" w:customStyle="1" w:styleId="font-claude-response-body">
+    <w:name w:val="font-claude-response-body"/>
+    <w:basedOn w:val="Normal"/>
+    <w:rsid w:val="001F538A"/>
+    <w:pPr>
+      <w:spacing w:before="100" w:beforeAutospacing="1" w:after="100" w:afterAutospacing="1"/>
+    </w:pPr>
+  </w:style>
+  <w:style w:type="character" w:styleId="HTMLCode">
+    <w:name w:val="HTML Code"/>
+    <w:basedOn w:val="DefaultParagraphFont"/>
+    <w:uiPriority w:val="99"/>
+    <w:semiHidden/>
+    <w:unhideWhenUsed/>
+    <w:rsid w:val="001F538A"/>
+    <w:rPr>
+      <w:rFonts w:ascii="Courier New" w:eastAsia="Times New Roman" w:hAnsi="Courier New" w:cs="Courier New"/>
+      <w:sz w:val="20"/>
+      <w:szCs w:val="20"/>
+    </w:rPr>
+  </w:style>
+  <w:style w:type="character" w:styleId="Strong">
+    <w:name w:val="Strong"/>
+    <w:basedOn w:val="DefaultParagraphFont"/>
+    <w:uiPriority w:val="22"/>
+    <w:qFormat/>
+    <w:rsid w:val="001F538A"/>
+    <w:rPr>
+      <w:b/>
+      <w:bCs/>
+    </w:rPr>
+  </w:style>
+  <w:style w:type="paragraph" w:styleId="HTMLPreformatted">
+    <w:name w:val="HTML Preformatted"/>
+    <w:basedOn w:val="Normal"/>
+    <w:link w:val="HTMLPreformattedChar"/>
+    <w:uiPriority w:val="99"/>
+    <w:semiHidden/>
+    <w:unhideWhenUsed/>
+    <w:rsid w:val="001F538A"/>
+    <w:pPr>
+      <w:tabs>
+        <w:tab w:val="left" w:pos="916"/>
+        <w:tab w:val="left" w:pos="1832"/>
+        <w:tab w:val="left" w:pos="2748"/>
+        <w:tab w:val="left" w:pos="3664"/>
+        <w:tab w:val="left" w:pos="4580"/>
+        <w:tab w:val="left" w:pos="5496"/>
+        <w:tab w:val="left" w:pos="6412"/>
+        <w:tab w:val="left" w:pos="7328"/>
+        <w:tab w:val="left" w:pos="8244"/>
+        <w:tab w:val="left" w:pos="9160"/>
+        <w:tab w:val="left" w:pos="10076"/>
+        <w:tab w:val="left" w:pos="10992"/>
+        <w:tab w:val="left" w:pos="11908"/>
+        <w:tab w:val="left" w:pos="12824"/>
+        <w:tab w:val="left" w:pos="13740"/>
+        <w:tab w:val="left" w:pos="14656"/>
+      </w:tabs>
+    </w:pPr>
+    <w:rPr>
+      <w:rFonts w:ascii="Courier New" w:hAnsi="Courier New" w:cs="Courier New"/>
+      <w:sz w:val="20"/>
+      <w:szCs w:val="20"/>
+    </w:rPr>
+  </w:style>
+  <w:style w:type="character" w:customStyle="1" w:styleId="HTMLPreformattedChar">
+    <w:name w:val="HTML Preformatted Char"/>
+    <w:basedOn w:val="DefaultParagraphFont"/>
+    <w:link w:val="HTMLPreformatted"/>
+    <w:uiPriority w:val="99"/>
+    <w:semiHidden/>
+    <w:rsid w:val="001F538A"/>
+    <w:rPr>
+      <w:rFonts w:ascii="Courier New" w:hAnsi="Courier New" w:cs="Courier New"/>
+      <w:sz w:val="20"/>
+      <w:szCs w:val="20"/>
+    </w:rPr>
+  </w:style>
+  <w:style w:type="character" w:customStyle="1" w:styleId="token">
+    <w:name w:val="token"/>
+    <w:basedOn w:val="DefaultParagraphFont"/>
+    <w:rsid w:val="001F538A"/>
+  </w:style>
+  <w:style w:type="paragraph" w:styleId="NormalWeb">
+    <w:name w:val="Normal (Web)"/>
+    <w:basedOn w:val="Normal"/>
+    <w:uiPriority w:val="99"/>
+    <w:unhideWhenUsed/>
+    <w:rsid w:val="001F538A"/>
+    <w:pPr>
+      <w:spacing w:before="100" w:beforeAutospacing="1" w:after="100" w:afterAutospacing="1"/>
+    </w:pPr>
+  </w:style>
+  <w:style w:type="character" w:styleId="UnresolvedMention">
+    <w:name w:val="Unresolved Mention"/>
+    <w:basedOn w:val="DefaultParagraphFont"/>
+    <w:uiPriority w:val="99"/>
+    <w:semiHidden/>
+    <w:unhideWhenUsed/>
+    <w:rsid w:val="00EF488C"/>
+    <w:rPr>
+      <w:color w:val="605E5C"/>
+      <w:shd w:val="clear" w:color="auto" w:fill="E1DFDD"/>
     </w:rPr>
   </w:style>
 </w:styles>
@@ -8307,6 +10034,15 @@
 </file>
 
 <file path=customXml/item1.xml><?xml version="1.0" encoding="utf-8"?>
+<?mso-contentType ?>
+<FormTemplates xmlns="http://schemas.microsoft.com/sharepoint/v3/contenttype/forms">
+  <Display>DocumentLibraryForm</Display>
+  <Edit>DocumentLibraryForm</Edit>
+  <New>DocumentLibraryForm</New>
+</FormTemplates>
+</file>
+
+<file path=customXml/item2.xml><?xml version="1.0" encoding="utf-8"?>
 <ct:contentTypeSchema xmlns:ct="http://schemas.microsoft.com/office/2006/metadata/contentType" xmlns:ma="http://schemas.microsoft.com/office/2006/metadata/properties/metaAttributes" ct:_="" ma:_="" ma:contentTypeName="Document" ma:contentTypeID="0x01010099D743BDA903644C915A677DC61329E1" ma:contentTypeVersion="3" ma:contentTypeDescription="Create a new document." ma:contentTypeScope="" ma:versionID="a68300b76594f122357924c37a0465c6">
   <xsd:schema xmlns:xsd="http://www.w3.org/2001/XMLSchema" xmlns:xs="http://www.w3.org/2001/XMLSchema" xmlns:p="http://schemas.microsoft.com/office/2006/metadata/properties" xmlns:ns2="e9c47abe-dd7b-4d02-b7d2-0861448626af" targetNamespace="http://schemas.microsoft.com/office/2006/metadata/properties" ma:root="true" ma:fieldsID="7b361e544bec2c4397755721baba3da0" ns2:_="">
     <xsd:import namespace="e9c47abe-dd7b-4d02-b7d2-0861448626af"/>
@@ -8444,15 +10180,6 @@
 </ct:contentTypeSchema>
 </file>
 
-<file path=customXml/item2.xml><?xml version="1.0" encoding="utf-8"?>
-<?mso-contentType ?>
-<FormTemplates xmlns="http://schemas.microsoft.com/sharepoint/v3/contenttype/forms">
-  <Display>DocumentLibraryForm</Display>
-  <Edit>DocumentLibraryForm</Edit>
-  <New>DocumentLibraryForm</New>
-</FormTemplates>
-</file>
-
 <file path=customXml/item3.xml><?xml version="1.0" encoding="utf-8"?>
 <p:properties xmlns:p="http://schemas.microsoft.com/office/2006/metadata/properties" xmlns:xsi="http://www.w3.org/2001/XMLSchema-instance" xmlns:pc="http://schemas.microsoft.com/office/infopath/2007/PartnerControls">
   <documentManagement/>
@@ -8460,6 +10187,14 @@
 </file>
 
 <file path=customXml/itemProps1.xml><?xml version="1.0" encoding="utf-8"?>
+<ds:datastoreItem xmlns:ds="http://schemas.openxmlformats.org/officeDocument/2006/customXml" ds:itemID="{F020DDCA-FB8C-4790-8933-3CD2AD0D4E02}">
+  <ds:schemaRefs>
+    <ds:schemaRef ds:uri="http://schemas.microsoft.com/sharepoint/v3/contenttype/forms"/>
+  </ds:schemaRefs>
+</ds:datastoreItem>
+</file>
+
+<file path=customXml/itemProps2.xml><?xml version="1.0" encoding="utf-8"?>
 <ds:datastoreItem xmlns:ds="http://schemas.openxmlformats.org/officeDocument/2006/customXml" ds:itemID="{E74F5919-884D-446E-8950-3740B2E60EB9}">
   <ds:schemaRefs>
     <ds:schemaRef ds:uri="http://schemas.microsoft.com/office/2006/metadata/contentType"/>
@@ -8477,14 +10212,6 @@
 </ds:datastoreItem>
 </file>
 
-<file path=customXml/itemProps2.xml><?xml version="1.0" encoding="utf-8"?>
-<ds:datastoreItem xmlns:ds="http://schemas.openxmlformats.org/officeDocument/2006/customXml" ds:itemID="{F020DDCA-FB8C-4790-8933-3CD2AD0D4E02}">
-  <ds:schemaRefs>
-    <ds:schemaRef ds:uri="http://schemas.microsoft.com/sharepoint/v3/contenttype/forms"/>
-  </ds:schemaRefs>
-</ds:datastoreItem>
-</file>
-
 <file path=customXml/itemProps3.xml><?xml version="1.0" encoding="utf-8"?>
 <ds:datastoreItem xmlns:ds="http://schemas.openxmlformats.org/officeDocument/2006/customXml" ds:itemID="{1553148B-010C-4785-89C3-DB9DFC5CB41D}">
   <ds:schemaRefs>

--- a/BaoCao_SkyInvaders_Nhom4.docx
+++ b/BaoCao_SkyInvaders_Nhom4.docx
@@ -172,7 +172,7 @@
     <w:p>
       <w:pPr>
         <w:spacing w:before="60" w:after="60" w:line="360" w:lineRule="auto"/>
-        <w:ind w:left="2880"/>
+        <w:ind w:left="2552"/>
         <w:rPr>
           <w:sz w:val="28"/>
           <w:szCs w:val="28"/>
@@ -192,13 +192,28 @@
           <w:sz w:val="28"/>
           <w:szCs w:val="28"/>
         </w:rPr>
-        <w:t>CTI062 Cao Đình Hoàng Minh</w:t>
-      </w:r>
-    </w:p>
-    <w:p>
-      <w:pPr>
-        <w:spacing w:before="60" w:after="60" w:line="360" w:lineRule="auto"/>
-        <w:ind w:left="2880"/>
+        <w:t>CTI062 Cao Đình Hoàng</w:t>
+      </w:r>
+      <w:r>
+        <w:rPr>
+          <w:sz w:val="28"/>
+          <w:szCs w:val="28"/>
+          <w:lang w:val="vi-VN"/>
+        </w:rPr>
+        <w:t xml:space="preserve"> </w:t>
+      </w:r>
+      <w:r>
+        <w:rPr>
+          <w:sz w:val="28"/>
+          <w:szCs w:val="28"/>
+        </w:rPr>
+        <w:t>Minh</w:t>
+      </w:r>
+    </w:p>
+    <w:p>
+      <w:pPr>
+        <w:spacing w:before="60" w:after="60" w:line="360" w:lineRule="auto"/>
+        <w:ind w:left="2552"/>
         <w:rPr>
           <w:sz w:val="28"/>
           <w:szCs w:val="28"/>
@@ -224,7 +239,7 @@
     <w:p>
       <w:pPr>
         <w:spacing w:before="60" w:after="60" w:line="360" w:lineRule="auto"/>
-        <w:ind w:left="2880"/>
+        <w:ind w:left="2552"/>
         <w:rPr>
           <w:sz w:val="28"/>
           <w:szCs w:val="28"/>
@@ -243,7 +258,7 @@
     <w:p>
       <w:pPr>
         <w:spacing w:before="40" w:after="40" w:line="360" w:lineRule="auto"/>
-        <w:ind w:left="3600"/>
+        <w:ind w:left="2552"/>
         <w:rPr>
           <w:sz w:val="28"/>
           <w:szCs w:val="28"/>
@@ -260,7 +275,7 @@
     <w:p>
       <w:pPr>
         <w:spacing w:before="40" w:after="40" w:line="360" w:lineRule="auto"/>
-        <w:ind w:left="3600"/>
+        <w:ind w:left="2552"/>
         <w:rPr>
           <w:sz w:val="28"/>
           <w:szCs w:val="28"/>
@@ -277,7 +292,7 @@
     <w:p>
       <w:pPr>
         <w:spacing w:before="40" w:after="40" w:line="360" w:lineRule="auto"/>
-        <w:ind w:left="3600"/>
+        <w:ind w:left="2552"/>
         <w:rPr>
           <w:sz w:val="28"/>
           <w:szCs w:val="28"/>
@@ -294,7 +309,7 @@
     <w:p>
       <w:pPr>
         <w:spacing w:before="40" w:after="40" w:line="360" w:lineRule="auto"/>
-        <w:ind w:left="3600"/>
+        <w:ind w:left="2552"/>
         <w:rPr>
           <w:sz w:val="28"/>
           <w:szCs w:val="28"/>
@@ -368,7 +383,6 @@
           <w:sz w:val="28"/>
           <w:szCs w:val="28"/>
         </w:rPr>
-        <w:lastRenderedPageBreak/>
         <w:t>BẢNG PHÂN CÔNG NHIỆM VỤ NHÓM 4</w:t>
       </w:r>
     </w:p>
@@ -388,6 +402,7 @@
           <w:szCs w:val="28"/>
           <w:lang w:val="vi-VN"/>
         </w:rPr>
+        <w:lastRenderedPageBreak/>
         <w:t xml:space="preserve">Link github file: </w:t>
       </w:r>
       <w:hyperlink r:id="rId8" w:history="1">
@@ -989,15 +1004,7 @@
                 <w:sz w:val="28"/>
                 <w:szCs w:val="28"/>
               </w:rPr>
-              <w:t xml:space="preserve">Cài đặt Bullet class, PowerUp system, Explosion effect, xử lý âm thanh </w:t>
-            </w:r>
-            <w:r>
-              <w:rPr>
-                <w:sz w:val="28"/>
-                <w:szCs w:val="28"/>
-              </w:rPr>
-              <w:lastRenderedPageBreak/>
-              <w:t>(SDL_mixer), thiết kế assets.</w:t>
+              <w:t>Cài đặt Bullet class, PowerUp system, Explosion effect, xử lý âm thanh (SDL_mixer), thiết kế assets.</w:t>
             </w:r>
           </w:p>
         </w:tc>
@@ -1033,7 +1040,6 @@
                 <w:sz w:val="28"/>
                 <w:szCs w:val="28"/>
               </w:rPr>
-              <w:lastRenderedPageBreak/>
               <w:t>25%</w:t>
             </w:r>
           </w:p>
@@ -1071,6 +1077,7 @@
                 <w:sz w:val="28"/>
                 <w:szCs w:val="28"/>
               </w:rPr>
+              <w:lastRenderedPageBreak/>
               <w:t>A51590</w:t>
             </w:r>
           </w:p>
@@ -7498,7 +7505,7 @@
           <w:sz w:val="28"/>
           <w:szCs w:val="28"/>
         </w:rPr>
-        <w:pict w14:anchorId="16F6BA60">
+        <w:pict w14:anchorId="566238E2">
           <v:rect id="_x0000_i1025" alt="" style="width:451.15pt;height:.05pt;mso-width-percent:0;mso-height-percent:0;mso-width-percent:0;mso-height-percent:0" o:hrpct="964" o:hralign="center" o:hrstd="t" o:hr="t" fillcolor="#a0a0a0" stroked="f"/>
         </w:pict>
       </w:r>
